--- a/testakten/erbrecht-pflichtteilsergaenzung-hofuebertragung-lueneburg/13_grundbuchauszug_kirchgellersen.docx
+++ b/testakten/erbrecht-pflichtteilsergaenzung-hofuebertragung-lueneburg/13_grundbuchauszug_kirchgellersen.docx
@@ -4,21 +4,24 @@
   <w:body>
     <w:p>
       <w:pPr>
-        <w:pStyle w:val="Heading1"/>
+        <w:pStyle w:val="Title"/>
+        <w:widowControl/>
       </w:pPr>
       <w:r>
         <w:rPr>
-          <w:rFonts w:ascii="Times New Roman" w:hAnsi="Times New Roman"/>
+          <w:rFonts w:ascii="Arial" w:hAnsi="Arial" w:eastAsia="Arial"/>
         </w:rPr>
         <w:t>Grundbuchauszug Kirchgellersen Blatt 812 (unbeglaubigter Abdruck)</w:t>
       </w:r>
     </w:p>
     <w:p>
       <w:pPr>
+        <w:widowControl/>
         <w:jc w:val="left"/>
       </w:pPr>
       <w:r>
         <w:rPr>
+          <w:rFonts w:ascii="Arial" w:hAnsi="Arial" w:eastAsia="Arial"/>
           <w:b/>
         </w:rPr>
         <w:t>Amtsgericht Lüneburg — Grundbuchamt</w:t>
@@ -26,45 +29,62 @@
     </w:p>
     <w:p>
       <w:pPr>
+        <w:widowControl/>
         <w:jc w:val="left"/>
       </w:pPr>
       <w:r>
+        <w:rPr>
+          <w:rFonts w:ascii="Arial" w:hAnsi="Arial" w:eastAsia="Arial"/>
+        </w:rPr>
         <w:t>Am Ochsenmarkt 3 · 21335 Lüneburg</w:t>
       </w:r>
     </w:p>
     <w:p>
       <w:pPr>
+        <w:widowControl/>
         <w:jc w:val="left"/>
       </w:pPr>
       <w:r>
+        <w:rPr>
+          <w:rFonts w:ascii="Arial" w:hAnsi="Arial" w:eastAsia="Arial"/>
+        </w:rPr>
         <w:t xml:space="preserve">Grundbuch von </w:t>
       </w:r>
       <w:r>
         <w:rPr>
+          <w:rFonts w:ascii="Arial" w:hAnsi="Arial" w:eastAsia="Arial"/>
           <w:b/>
         </w:rPr>
         <w:t>Kirchgellersen</w:t>
       </w:r>
       <w:r>
+        <w:rPr>
+          <w:rFonts w:ascii="Arial" w:hAnsi="Arial" w:eastAsia="Arial"/>
+        </w:rPr>
         <w:t xml:space="preserve">, Blatt </w:t>
       </w:r>
       <w:r>
         <w:rPr>
+          <w:rFonts w:ascii="Arial" w:hAnsi="Arial" w:eastAsia="Arial"/>
           <w:b/>
         </w:rPr>
         <w:t>812</w:t>
       </w:r>
       <w:r>
+        <w:rPr>
+          <w:rFonts w:ascii="Arial" w:hAnsi="Arial" w:eastAsia="Arial"/>
+        </w:rPr>
         <w:t xml:space="preserve"> · Abdruck vom 22.06.2026, erteilt an das Notariat Dr. Wilkens, Lüneburg</w:t>
       </w:r>
     </w:p>
     <w:p>
       <w:pPr>
         <w:pStyle w:val="Heading2"/>
+        <w:widowControl/>
       </w:pPr>
       <w:r>
         <w:rPr>
-          <w:rFonts w:ascii="Times New Roman" w:hAnsi="Times New Roman"/>
+          <w:rFonts w:ascii="Arial" w:hAnsi="Arial" w:eastAsia="Arial"/>
         </w:rPr>
         <w:t>Bestandsverzeichnis</w:t>
       </w:r>
@@ -73,6 +93,8 @@
       <w:tblPr>
         <w:tblStyle w:val="TableGrid"/>
         <w:tblW w:type="auto" w:w="0"/>
+        <w:jc w:val="center"/>
+        <w:tblLayout w:type="autofit"/>
         <w:tblLook w:firstColumn="1" w:firstRow="1" w:lastColumn="0" w:lastRow="0" w:noHBand="0" w:noVBand="1" w:val="04A0"/>
       </w:tblPr>
       <w:tblGrid>
@@ -82,16 +104,35 @@
         <w:gridCol w:w="2268"/>
       </w:tblGrid>
       <w:tr>
+        <w:trPr>
+          <w:tblHeader w:val="true"/>
+          <w:tblHeader w:val="true"/>
+          <w:tblHeader w:val="true"/>
+          <w:tblHeader w:val="true"/>
+          <w:tblHeader w:val="true"/>
+        </w:trPr>
         <w:tc>
           <w:tcPr>
             <w:tcW w:type="dxa" w:w="2268"/>
+            <w:vAlign w:val="center"/>
+            <w:tcMar>
+              <w:top w:w="90" w:type="dxa"/>
+              <w:start w:w="100" w:type="dxa"/>
+              <w:bottom w:w="90" w:type="dxa"/>
+              <w:end w:w="100" w:type="dxa"/>
+            </w:tcMar>
+            <w:shd w:fill="17324D"/>
           </w:tcPr>
           <w:p>
+            <w:pPr>
+              <w:spacing w:after="30"/>
+            </w:pPr>
             <w:r>
               <w:rPr>
-                <w:rFonts w:ascii="Times New Roman" w:hAnsi="Times New Roman"/>
+                <w:rFonts w:ascii="Arial" w:hAnsi="Arial"/>
                 <w:b/>
-                <w:sz w:val="20"/>
+                <w:color w:val="FFFFFF"/>
+                <w:sz w:val="17"/>
               </w:rPr>
               <w:t>Lfd. Nr.</w:t>
             </w:r>
@@ -100,13 +141,25 @@
         <w:tc>
           <w:tcPr>
             <w:tcW w:type="dxa" w:w="2268"/>
+            <w:vAlign w:val="center"/>
+            <w:tcMar>
+              <w:top w:w="90" w:type="dxa"/>
+              <w:start w:w="100" w:type="dxa"/>
+              <w:bottom w:w="90" w:type="dxa"/>
+              <w:end w:w="100" w:type="dxa"/>
+            </w:tcMar>
+            <w:shd w:fill="17324D"/>
           </w:tcPr>
           <w:p>
+            <w:pPr>
+              <w:spacing w:after="30"/>
+            </w:pPr>
             <w:r>
               <w:rPr>
-                <w:rFonts w:ascii="Times New Roman" w:hAnsi="Times New Roman"/>
+                <w:rFonts w:ascii="Arial" w:hAnsi="Arial"/>
                 <w:b/>
-                <w:sz w:val="20"/>
+                <w:color w:val="FFFFFF"/>
+                <w:sz w:val="17"/>
               </w:rPr>
               <w:t>Gemarkung, Flur, Flurstück</w:t>
             </w:r>
@@ -115,13 +168,25 @@
         <w:tc>
           <w:tcPr>
             <w:tcW w:type="dxa" w:w="2268"/>
+            <w:vAlign w:val="center"/>
+            <w:tcMar>
+              <w:top w:w="90" w:type="dxa"/>
+              <w:start w:w="100" w:type="dxa"/>
+              <w:bottom w:w="90" w:type="dxa"/>
+              <w:end w:w="100" w:type="dxa"/>
+            </w:tcMar>
+            <w:shd w:fill="17324D"/>
           </w:tcPr>
           <w:p>
+            <w:pPr>
+              <w:spacing w:after="30"/>
+            </w:pPr>
             <w:r>
               <w:rPr>
-                <w:rFonts w:ascii="Times New Roman" w:hAnsi="Times New Roman"/>
+                <w:rFonts w:ascii="Arial" w:hAnsi="Arial"/>
                 <w:b/>
-                <w:sz w:val="20"/>
+                <w:color w:val="FFFFFF"/>
+                <w:sz w:val="17"/>
               </w:rPr>
               <w:t>Wirtschaftsart und Lage</w:t>
             </w:r>
@@ -130,13 +195,25 @@
         <w:tc>
           <w:tcPr>
             <w:tcW w:type="dxa" w:w="2268"/>
+            <w:vAlign w:val="center"/>
+            <w:tcMar>
+              <w:top w:w="90" w:type="dxa"/>
+              <w:start w:w="100" w:type="dxa"/>
+              <w:bottom w:w="90" w:type="dxa"/>
+              <w:end w:w="100" w:type="dxa"/>
+            </w:tcMar>
+            <w:shd w:fill="17324D"/>
           </w:tcPr>
           <w:p>
+            <w:pPr>
+              <w:spacing w:after="30"/>
+            </w:pPr>
             <w:r>
               <w:rPr>
-                <w:rFonts w:ascii="Times New Roman" w:hAnsi="Times New Roman"/>
+                <w:rFonts w:ascii="Arial" w:hAnsi="Arial"/>
                 <w:b/>
-                <w:sz w:val="20"/>
+                <w:color w:val="FFFFFF"/>
+                <w:sz w:val="17"/>
               </w:rPr>
               <w:t>Größe</w:t>
             </w:r>
@@ -147,12 +224,22 @@
         <w:tc>
           <w:tcPr>
             <w:tcW w:type="dxa" w:w="2268"/>
+            <w:vAlign w:val="center"/>
+            <w:tcMar>
+              <w:top w:w="90" w:type="dxa"/>
+              <w:start w:w="100" w:type="dxa"/>
+              <w:bottom w:w="90" w:type="dxa"/>
+              <w:end w:w="100" w:type="dxa"/>
+            </w:tcMar>
           </w:tcPr>
           <w:p>
+            <w:pPr>
+              <w:spacing w:after="30"/>
+            </w:pPr>
             <w:r>
               <w:rPr>
-                <w:rFonts w:ascii="Times New Roman" w:hAnsi="Times New Roman"/>
-                <w:sz w:val="20"/>
+                <w:rFonts w:ascii="Arial" w:hAnsi="Arial"/>
+                <w:sz w:val="17"/>
               </w:rPr>
               <w:t>1</w:t>
             </w:r>
@@ -161,12 +248,22 @@
         <w:tc>
           <w:tcPr>
             <w:tcW w:type="dxa" w:w="2268"/>
+            <w:vAlign w:val="center"/>
+            <w:tcMar>
+              <w:top w:w="90" w:type="dxa"/>
+              <w:start w:w="100" w:type="dxa"/>
+              <w:bottom w:w="90" w:type="dxa"/>
+              <w:end w:w="100" w:type="dxa"/>
+            </w:tcMar>
           </w:tcPr>
           <w:p>
+            <w:pPr>
+              <w:spacing w:after="30"/>
+            </w:pPr>
             <w:r>
               <w:rPr>
-                <w:rFonts w:ascii="Times New Roman" w:hAnsi="Times New Roman"/>
-                <w:sz w:val="20"/>
+                <w:rFonts w:ascii="Arial" w:hAnsi="Arial"/>
+                <w:sz w:val="17"/>
               </w:rPr>
               <w:t>Kirchgellersen, Flur 4, Flurstück 18/7</w:t>
             </w:r>
@@ -175,12 +272,22 @@
         <w:tc>
           <w:tcPr>
             <w:tcW w:type="dxa" w:w="2268"/>
+            <w:vAlign w:val="center"/>
+            <w:tcMar>
+              <w:top w:w="90" w:type="dxa"/>
+              <w:start w:w="100" w:type="dxa"/>
+              <w:bottom w:w="90" w:type="dxa"/>
+              <w:end w:w="100" w:type="dxa"/>
+            </w:tcMar>
           </w:tcPr>
           <w:p>
+            <w:pPr>
+              <w:spacing w:after="30"/>
+            </w:pPr>
             <w:r>
               <w:rPr>
-                <w:rFonts w:ascii="Times New Roman" w:hAnsi="Times New Roman"/>
-                <w:sz w:val="20"/>
+                <w:rFonts w:ascii="Arial" w:hAnsi="Arial"/>
+                <w:sz w:val="17"/>
               </w:rPr>
               <w:t>Gebäude- und Freifläche, Landwirtschaftsfläche, Dorfstraße 11</w:t>
             </w:r>
@@ -189,12 +296,22 @@
         <w:tc>
           <w:tcPr>
             <w:tcW w:type="dxa" w:w="2268"/>
+            <w:vAlign w:val="center"/>
+            <w:tcMar>
+              <w:top w:w="90" w:type="dxa"/>
+              <w:start w:w="100" w:type="dxa"/>
+              <w:bottom w:w="90" w:type="dxa"/>
+              <w:end w:w="100" w:type="dxa"/>
+            </w:tcMar>
           </w:tcPr>
           <w:p>
+            <w:pPr>
+              <w:spacing w:after="30"/>
+            </w:pPr>
             <w:r>
               <w:rPr>
-                <w:rFonts w:ascii="Times New Roman" w:hAnsi="Times New Roman"/>
-                <w:sz w:val="20"/>
+                <w:rFonts w:ascii="Arial" w:hAnsi="Arial"/>
+                <w:sz w:val="17"/>
               </w:rPr>
               <w:t>2,84 ha</w:t>
             </w:r>
@@ -205,10 +322,11 @@
     <w:p>
       <w:pPr>
         <w:pStyle w:val="Heading2"/>
+        <w:widowControl/>
       </w:pPr>
       <w:r>
         <w:rPr>
-          <w:rFonts w:ascii="Times New Roman" w:hAnsi="Times New Roman"/>
+          <w:rFonts w:ascii="Arial" w:hAnsi="Arial" w:eastAsia="Arial"/>
         </w:rPr>
         <w:t>Erste Abteilung (Eigentümer)</w:t>
       </w:r>
@@ -217,6 +335,8 @@
       <w:tblPr>
         <w:tblStyle w:val="TableGrid"/>
         <w:tblW w:type="auto" w:w="0"/>
+        <w:jc w:val="center"/>
+        <w:tblLayout w:type="autofit"/>
         <w:tblLook w:firstColumn="1" w:firstRow="1" w:lastColumn="0" w:lastRow="0" w:noHBand="0" w:noVBand="1" w:val="04A0"/>
       </w:tblPr>
       <w:tblGrid>
@@ -225,16 +345,35 @@
         <w:gridCol w:w="3024"/>
       </w:tblGrid>
       <w:tr>
+        <w:trPr>
+          <w:tblHeader w:val="true"/>
+          <w:tblHeader w:val="true"/>
+          <w:tblHeader w:val="true"/>
+          <w:tblHeader w:val="true"/>
+          <w:tblHeader w:val="true"/>
+        </w:trPr>
         <w:tc>
           <w:tcPr>
             <w:tcW w:type="dxa" w:w="3024"/>
+            <w:vAlign w:val="center"/>
+            <w:tcMar>
+              <w:top w:w="90" w:type="dxa"/>
+              <w:start w:w="100" w:type="dxa"/>
+              <w:bottom w:w="90" w:type="dxa"/>
+              <w:end w:w="100" w:type="dxa"/>
+            </w:tcMar>
+            <w:shd w:fill="17324D"/>
           </w:tcPr>
           <w:p>
+            <w:pPr>
+              <w:spacing w:after="30"/>
+            </w:pPr>
             <w:r>
               <w:rPr>
-                <w:rFonts w:ascii="Times New Roman" w:hAnsi="Times New Roman"/>
+                <w:rFonts w:ascii="Arial" w:hAnsi="Arial"/>
                 <w:b/>
-                <w:sz w:val="20"/>
+                <w:color w:val="FFFFFF"/>
+                <w:sz w:val="17"/>
               </w:rPr>
               <w:t>Lfd. Nr.</w:t>
             </w:r>
@@ -243,13 +382,25 @@
         <w:tc>
           <w:tcPr>
             <w:tcW w:type="dxa" w:w="3024"/>
+            <w:vAlign w:val="center"/>
+            <w:tcMar>
+              <w:top w:w="90" w:type="dxa"/>
+              <w:start w:w="100" w:type="dxa"/>
+              <w:bottom w:w="90" w:type="dxa"/>
+              <w:end w:w="100" w:type="dxa"/>
+            </w:tcMar>
+            <w:shd w:fill="17324D"/>
           </w:tcPr>
           <w:p>
+            <w:pPr>
+              <w:spacing w:after="30"/>
+            </w:pPr>
             <w:r>
               <w:rPr>
-                <w:rFonts w:ascii="Times New Roman" w:hAnsi="Times New Roman"/>
+                <w:rFonts w:ascii="Arial" w:hAnsi="Arial"/>
                 <w:b/>
-                <w:sz w:val="20"/>
+                <w:color w:val="FFFFFF"/>
+                <w:sz w:val="17"/>
               </w:rPr>
               <w:t>Eigentümer</w:t>
             </w:r>
@@ -258,13 +409,25 @@
         <w:tc>
           <w:tcPr>
             <w:tcW w:type="dxa" w:w="3024"/>
+            <w:vAlign w:val="center"/>
+            <w:tcMar>
+              <w:top w:w="90" w:type="dxa"/>
+              <w:start w:w="100" w:type="dxa"/>
+              <w:bottom w:w="90" w:type="dxa"/>
+              <w:end w:w="100" w:type="dxa"/>
+            </w:tcMar>
+            <w:shd w:fill="17324D"/>
           </w:tcPr>
           <w:p>
+            <w:pPr>
+              <w:spacing w:after="30"/>
+            </w:pPr>
             <w:r>
               <w:rPr>
-                <w:rFonts w:ascii="Times New Roman" w:hAnsi="Times New Roman"/>
+                <w:rFonts w:ascii="Arial" w:hAnsi="Arial"/>
                 <w:b/>
-                <w:sz w:val="20"/>
+                <w:color w:val="FFFFFF"/>
+                <w:sz w:val="17"/>
               </w:rPr>
               <w:t>Grundlage der Eintragung</w:t>
             </w:r>
@@ -275,12 +438,22 @@
         <w:tc>
           <w:tcPr>
             <w:tcW w:type="dxa" w:w="3024"/>
+            <w:vAlign w:val="center"/>
+            <w:tcMar>
+              <w:top w:w="90" w:type="dxa"/>
+              <w:start w:w="100" w:type="dxa"/>
+              <w:bottom w:w="90" w:type="dxa"/>
+              <w:end w:w="100" w:type="dxa"/>
+            </w:tcMar>
           </w:tcPr>
           <w:p>
+            <w:pPr>
+              <w:spacing w:after="30"/>
+            </w:pPr>
             <w:r>
               <w:rPr>
-                <w:rFonts w:ascii="Times New Roman" w:hAnsi="Times New Roman"/>
-                <w:sz w:val="20"/>
+                <w:rFonts w:ascii="Arial" w:hAnsi="Arial"/>
+                <w:sz w:val="17"/>
               </w:rPr>
               <w:t>2</w:t>
             </w:r>
@@ -289,12 +462,22 @@
         <w:tc>
           <w:tcPr>
             <w:tcW w:type="dxa" w:w="3024"/>
+            <w:vAlign w:val="center"/>
+            <w:tcMar>
+              <w:top w:w="90" w:type="dxa"/>
+              <w:start w:w="100" w:type="dxa"/>
+              <w:bottom w:w="90" w:type="dxa"/>
+              <w:end w:w="100" w:type="dxa"/>
+            </w:tcMar>
           </w:tcPr>
           <w:p>
+            <w:pPr>
+              <w:spacing w:after="30"/>
+            </w:pPr>
             <w:r>
               <w:rPr>
-                <w:rFonts w:ascii="Times New Roman" w:hAnsi="Times New Roman"/>
-                <w:sz w:val="20"/>
+                <w:rFonts w:ascii="Arial" w:hAnsi="Arial"/>
+                <w:sz w:val="17"/>
               </w:rPr>
               <w:t>Rieken, Alva, geboren am 12.09.1981</w:t>
             </w:r>
@@ -303,12 +486,22 @@
         <w:tc>
           <w:tcPr>
             <w:tcW w:type="dxa" w:w="3024"/>
+            <w:vAlign w:val="center"/>
+            <w:tcMar>
+              <w:top w:w="90" w:type="dxa"/>
+              <w:start w:w="100" w:type="dxa"/>
+              <w:bottom w:w="90" w:type="dxa"/>
+              <w:end w:w="100" w:type="dxa"/>
+            </w:tcMar>
           </w:tcPr>
           <w:p>
+            <w:pPr>
+              <w:spacing w:after="30"/>
+            </w:pPr>
             <w:r>
               <w:rPr>
-                <w:rFonts w:ascii="Times New Roman" w:hAnsi="Times New Roman"/>
-                <w:sz w:val="20"/>
+                <w:rFonts w:ascii="Arial" w:hAnsi="Arial"/>
+                <w:sz w:val="17"/>
               </w:rPr>
               <w:t>Auflassung vom 22.08.2019, eingetragen am 04.11.2019</w:t>
             </w:r>
@@ -318,19 +511,24 @@
     </w:tbl>
     <w:p>
       <w:pPr>
+        <w:widowControl/>
         <w:jc w:val="left"/>
       </w:pPr>
       <w:r>
+        <w:rPr>
+          <w:rFonts w:ascii="Arial" w:hAnsi="Arial" w:eastAsia="Arial"/>
+        </w:rPr>
         <w:t>Voreigentümer (gerötet): Rieken, Helmut, geboren am 04.01.1946; eingetragen am 12.06.1979 aufgrund Erbfolge.</w:t>
       </w:r>
     </w:p>
     <w:p>
       <w:pPr>
         <w:pStyle w:val="Heading2"/>
+        <w:widowControl/>
       </w:pPr>
       <w:r>
         <w:rPr>
-          <w:rFonts w:ascii="Times New Roman" w:hAnsi="Times New Roman"/>
+          <w:rFonts w:ascii="Arial" w:hAnsi="Arial" w:eastAsia="Arial"/>
         </w:rPr>
         <w:t>Zweite Abteilung (Lasten und Beschränkungen)</w:t>
       </w:r>
@@ -339,6 +537,8 @@
       <w:tblPr>
         <w:tblStyle w:val="TableGrid"/>
         <w:tblW w:type="auto" w:w="0"/>
+        <w:jc w:val="center"/>
+        <w:tblLayout w:type="autofit"/>
         <w:tblLook w:firstColumn="1" w:firstRow="1" w:lastColumn="0" w:lastRow="0" w:noHBand="0" w:noVBand="1" w:val="04A0"/>
       </w:tblPr>
       <w:tblGrid>
@@ -346,16 +546,35 @@
         <w:gridCol w:w="4536"/>
       </w:tblGrid>
       <w:tr>
+        <w:trPr>
+          <w:tblHeader w:val="true"/>
+          <w:tblHeader w:val="true"/>
+          <w:tblHeader w:val="true"/>
+          <w:tblHeader w:val="true"/>
+          <w:tblHeader w:val="true"/>
+        </w:trPr>
         <w:tc>
           <w:tcPr>
             <w:tcW w:type="dxa" w:w="4536"/>
+            <w:vAlign w:val="center"/>
+            <w:tcMar>
+              <w:top w:w="90" w:type="dxa"/>
+              <w:start w:w="100" w:type="dxa"/>
+              <w:bottom w:w="90" w:type="dxa"/>
+              <w:end w:w="100" w:type="dxa"/>
+            </w:tcMar>
+            <w:shd w:fill="17324D"/>
           </w:tcPr>
           <w:p>
+            <w:pPr>
+              <w:spacing w:after="30"/>
+            </w:pPr>
             <w:r>
               <w:rPr>
-                <w:rFonts w:ascii="Times New Roman" w:hAnsi="Times New Roman"/>
+                <w:rFonts w:ascii="Arial" w:hAnsi="Arial"/>
                 <w:b/>
-                <w:sz w:val="20"/>
+                <w:color w:val="FFFFFF"/>
+                <w:sz w:val="17"/>
               </w:rPr>
               <w:t>Lfd. Nr.</w:t>
             </w:r>
@@ -364,13 +583,25 @@
         <w:tc>
           <w:tcPr>
             <w:tcW w:type="dxa" w:w="4536"/>
+            <w:vAlign w:val="center"/>
+            <w:tcMar>
+              <w:top w:w="90" w:type="dxa"/>
+              <w:start w:w="100" w:type="dxa"/>
+              <w:bottom w:w="90" w:type="dxa"/>
+              <w:end w:w="100" w:type="dxa"/>
+            </w:tcMar>
+            <w:shd w:fill="17324D"/>
           </w:tcPr>
           <w:p>
+            <w:pPr>
+              <w:spacing w:after="30"/>
+            </w:pPr>
             <w:r>
               <w:rPr>
-                <w:rFonts w:ascii="Times New Roman" w:hAnsi="Times New Roman"/>
+                <w:rFonts w:ascii="Arial" w:hAnsi="Arial"/>
                 <w:b/>
-                <w:sz w:val="20"/>
+                <w:color w:val="FFFFFF"/>
+                <w:sz w:val="17"/>
               </w:rPr>
               <w:t>Eintragung</w:t>
             </w:r>
@@ -381,12 +612,22 @@
         <w:tc>
           <w:tcPr>
             <w:tcW w:type="dxa" w:w="4536"/>
+            <w:vAlign w:val="center"/>
+            <w:tcMar>
+              <w:top w:w="90" w:type="dxa"/>
+              <w:start w:w="100" w:type="dxa"/>
+              <w:bottom w:w="90" w:type="dxa"/>
+              <w:end w:w="100" w:type="dxa"/>
+            </w:tcMar>
           </w:tcPr>
           <w:p>
+            <w:pPr>
+              <w:spacing w:after="30"/>
+            </w:pPr>
             <w:r>
               <w:rPr>
-                <w:rFonts w:ascii="Times New Roman" w:hAnsi="Times New Roman"/>
-                <w:sz w:val="20"/>
+                <w:rFonts w:ascii="Arial" w:hAnsi="Arial"/>
+                <w:sz w:val="17"/>
               </w:rPr>
               <w:t>1</w:t>
             </w:r>
@@ -395,12 +636,22 @@
         <w:tc>
           <w:tcPr>
             <w:tcW w:type="dxa" w:w="4536"/>
+            <w:vAlign w:val="center"/>
+            <w:tcMar>
+              <w:top w:w="90" w:type="dxa"/>
+              <w:start w:w="100" w:type="dxa"/>
+              <w:bottom w:w="90" w:type="dxa"/>
+              <w:end w:w="100" w:type="dxa"/>
+            </w:tcMar>
           </w:tcPr>
           <w:p>
+            <w:pPr>
+              <w:spacing w:after="30"/>
+            </w:pPr>
             <w:r>
               <w:rPr>
-                <w:rFonts w:ascii="Times New Roman" w:hAnsi="Times New Roman"/>
-                <w:sz w:val="20"/>
+                <w:rFonts w:ascii="Arial" w:hAnsi="Arial"/>
+                <w:sz w:val="17"/>
               </w:rPr>
               <w:t>Wohnungsrecht an der Erdgeschosswohnung des Wohnhauses nebst Mitbenutzungsrechten für Helmut Rieken, geboren am 04.01.1946; eingetragen am 04.11.2019 aufgrund Bewilligung vom 22.08.2019 (UR-Nr. 811/2019, Notar Dr. Wilkens, Lüneburg)</w:t>
             </w:r>
@@ -411,12 +662,23 @@
         <w:tc>
           <w:tcPr>
             <w:tcW w:type="dxa" w:w="4536"/>
+            <w:vAlign w:val="center"/>
+            <w:tcMar>
+              <w:top w:w="90" w:type="dxa"/>
+              <w:start w:w="100" w:type="dxa"/>
+              <w:bottom w:w="90" w:type="dxa"/>
+              <w:end w:w="100" w:type="dxa"/>
+            </w:tcMar>
+            <w:shd w:fill="F2F4F5"/>
           </w:tcPr>
           <w:p>
+            <w:pPr>
+              <w:spacing w:after="30"/>
+            </w:pPr>
             <w:r>
               <w:rPr>
-                <w:rFonts w:ascii="Times New Roman" w:hAnsi="Times New Roman"/>
-                <w:sz w:val="20"/>
+                <w:rFonts w:ascii="Arial" w:hAnsi="Arial"/>
+                <w:sz w:val="17"/>
               </w:rPr>
               <w:t>2</w:t>
             </w:r>
@@ -425,12 +687,23 @@
         <w:tc>
           <w:tcPr>
             <w:tcW w:type="dxa" w:w="4536"/>
+            <w:vAlign w:val="center"/>
+            <w:tcMar>
+              <w:top w:w="90" w:type="dxa"/>
+              <w:start w:w="100" w:type="dxa"/>
+              <w:bottom w:w="90" w:type="dxa"/>
+              <w:end w:w="100" w:type="dxa"/>
+            </w:tcMar>
+            <w:shd w:fill="F2F4F5"/>
           </w:tcPr>
           <w:p>
+            <w:pPr>
+              <w:spacing w:after="30"/>
+            </w:pPr>
             <w:r>
               <w:rPr>
-                <w:rFonts w:ascii="Times New Roman" w:hAnsi="Times New Roman"/>
-                <w:sz w:val="20"/>
+                <w:rFonts w:ascii="Arial" w:hAnsi="Arial"/>
+                <w:sz w:val="17"/>
               </w:rPr>
               <w:t>Rückauflassungsvormerkung für Helmut Rieken, geboren am 04.01.1946; eingetragen am 04.11.2019 aufgrund Bewilligung vom 22.08.2019</w:t>
             </w:r>
@@ -441,42 +714,276 @@
     <w:p>
       <w:pPr>
         <w:pStyle w:val="Heading2"/>
+        <w:widowControl/>
       </w:pPr>
       <w:r>
         <w:rPr>
-          <w:rFonts w:ascii="Times New Roman" w:hAnsi="Times New Roman"/>
+          <w:rFonts w:ascii="Arial" w:hAnsi="Arial" w:eastAsia="Arial"/>
         </w:rPr>
         <w:t>Dritte Abteilung (Hypotheken, Grundschulden, Rentenschulden)</w:t>
       </w:r>
     </w:p>
     <w:p>
       <w:pPr>
-        <w:jc w:val="left"/>
-      </w:pPr>
-      <w:r>
-        <w:t>Keine Eintragungen.</w:t>
-      </w:r>
-    </w:p>
-    <w:p/>
-    <w:p>
-      <w:pPr>
+        <w:widowControl/>
         <w:jc w:val="left"/>
       </w:pPr>
       <w:r>
         <w:rPr>
+          <w:rFonts w:ascii="Arial" w:hAnsi="Arial" w:eastAsia="Arial"/>
+        </w:rPr>
+        <w:t>Keine Eintragungen.</w:t>
+      </w:r>
+    </w:p>
+    <w:p>
+      <w:pPr>
+        <w:widowControl/>
+      </w:pPr>
+    </w:p>
+    <w:p>
+      <w:pPr>
+        <w:widowControl/>
+        <w:jc w:val="left"/>
+      </w:pPr>
+      <w:r>
+        <w:rPr>
+          <w:rFonts w:ascii="Arial" w:hAnsi="Arial" w:eastAsia="Arial"/>
           <w:i/>
         </w:rPr>
         <w:t>Kanzleivermerk (224/26 K05): Die Rechte Abteilung II Nr. 1 und Nr. 2 sind mit dem Tod des Berechtigten am 18.05.2026 gegenstandslos geworden; Löschung ist noch nicht beantragt. Für die Bewertung der Zuwendung sind Bestand und Wert der Vorbehaltsrechte zum Übertragungsstichtag und zum Erbfall gesondert zu erfassen.</w:t>
       </w:r>
     </w:p>
+    <w:p>
+      <w:pPr>
+        <w:pStyle w:val="Heading1"/>
+        <w:widowControl/>
+      </w:pPr>
+      <w:r>
+        <w:rPr>
+          <w:rFonts w:ascii="Arial" w:hAnsi="Arial" w:eastAsia="Arial"/>
+        </w:rPr>
+        <w:t>4. Abruf- und Gebührenvermerk</w:t>
+      </w:r>
+    </w:p>
+    <w:p>
+      <w:pPr>
+        <w:keepLines w:val="0"/>
+        <w:widowControl/>
+      </w:pPr>
+      <w:r>
+        <w:rPr>
+          <w:rFonts w:ascii="Arial" w:hAnsi="Arial" w:eastAsia="Arial"/>
+        </w:rPr>
+        <w:t>Der unbeglaubigte Abdruck wurde am 22.06.2026 um 08:51 Uhr aus dem maschinell geführten Grundbuch abgerufen. Abrufzeichen GB-LG-2026-88114. Gebühr 10,00 EUR, Rechnung an das Notariat Dr. Wilkens.</w:t>
+      </w:r>
+    </w:p>
+    <w:p>
+      <w:pPr>
+        <w:keepLines w:val="0"/>
+        <w:widowControl/>
+      </w:pPr>
+      <w:r>
+        <w:rPr>
+          <w:rFonts w:ascii="Arial" w:hAnsi="Arial" w:eastAsia="Arial"/>
+        </w:rPr>
+        <w:t>Ein historischer Auszug für den Stand unmittelbar vor dem 22.08.2019 ist gesondert beantragt. Der aktuelle Auszug belegt nicht den damaligen Bauzustand, die Nutzung der Scheune oder den wirtschaftlichen Wert des Wohnungsrechts.</w:t>
+      </w:r>
+    </w:p>
     <w:sectPr>
+      <w:headerReference w:type="default" r:id="rId9"/>
+      <w:footerReference w:type="default" r:id="rId10"/>
       <w:pgSz w:w="11906" w:h="16838"/>
-      <w:pgMar w:top="1417" w:right="1417" w:bottom="1417" w:left="1417" w:header="720" w:footer="720" w:gutter="0"/>
+      <w:pgMar w:top="1162" w:right="1219" w:bottom="1162" w:left="1276" w:header="680" w:footer="567" w:gutter="0"/>
       <w:cols w:space="720"/>
       <w:docGrid w:linePitch="360"/>
     </w:sectPr>
   </w:body>
 </w:document>
+</file>
+
+<file path=word/footer1.xml><?xml version="1.0" encoding="utf-8"?>
+<w:ftr xmlns:m="http://schemas.openxmlformats.org/officeDocument/2006/math" xmlns:mc="http://schemas.openxmlformats.org/markup-compatibility/2006" xmlns:mo="http://schemas.microsoft.com/office/mac/office/2008/main" xmlns:mv="urn:schemas-microsoft-com:mac:vml" xmlns:o="urn:schemas-microsoft-com:office:office" xmlns:r="http://schemas.openxmlformats.org/officeDocument/2006/relationships" xmlns:v="urn:schemas-microsoft-com:vml" xmlns:w10="urn:schemas-microsoft-com:office:word" xmlns:w14="http://schemas.microsoft.com/office/word/2010/wordml" xmlns:w="http://schemas.openxmlformats.org/wordprocessingml/2006/main" xmlns:wne="http://schemas.microsoft.com/office/word/2006/wordml" xmlns:wp14="http://schemas.microsoft.com/office/word/2010/wordprocessingDrawing" xmlns:wp="http://schemas.openxmlformats.org/drawingml/2006/wordprocessingDrawing" xmlns:wpc="http://schemas.microsoft.com/office/word/2010/wordprocessingCanvas" xmlns:wpg="http://schemas.microsoft.com/office/word/2010/wordprocessingGroup" xmlns:wpi="http://schemas.microsoft.com/office/word/2010/wordprocessingInk" xmlns:wps="http://schemas.microsoft.com/office/word/2010/wordprocessingShape" mc:Ignorable="w14 wp14">
+  <w:p>
+    <w:pPr>
+      <w:tabs>
+        <w:tab w:pos="9071" w:val="right"/>
+      </w:tabs>
+      <w:spacing w:before="60"/>
+      <w:jc w:val="left"/>
+    </w:pPr>
+    <w:r>
+      <w:rPr>
+        <w:rFonts w:ascii="Times New Roman" w:hAnsi="Times New Roman"/>
+        <w:color w:val="6B6B66"/>
+        <w:sz w:val="16"/>
+      </w:rPr>
+    </w:r>
+    <w:r>
+      <w:rPr>
+        <w:rFonts w:ascii="Times New Roman" w:hAnsi="Times New Roman"/>
+        <w:color w:val="6B6B66"/>
+        <w:sz w:val="16"/>
+      </w:rPr>
+      <w:t>Amtsgericht Lüneburg</w:t>
+    </w:r>
+    <w:r>
+      <w:rPr>
+        <w:rFonts w:ascii="Times New Roman" w:hAnsi="Times New Roman"/>
+        <w:color w:val="6B6B66"/>
+        <w:sz w:val="16"/>
+      </w:rPr>
+      <w:tab/>
+      <w:t xml:space="preserve">Seite </w:t>
+    </w:r>
+    <w:r>
+      <w:rPr>
+        <w:rFonts w:ascii="Times New Roman" w:hAnsi="Times New Roman"/>
+        <w:color w:val="6B6B66"/>
+        <w:sz w:val="16"/>
+      </w:rPr>
+      <w:fldChar w:fldCharType="begin"/>
+      <w:instrText xml:space="preserve"> PAGE </w:instrText>
+      <w:fldChar w:fldCharType="end"/>
+    </w:r>
+  </w:p>
+  <w:p>
+    <w:pPr>
+      <w:spacing w:after="0"/>
+      <w:jc w:val="center"/>
+    </w:pPr>
+    <w:r>
+      <w:rPr>
+        <w:color w:val="6B7378"/>
+        <w:sz w:val="14"/>
+      </w:rPr>
+      <w:t xml:space="preserve">Seite </w:t>
+    </w:r>
+    <w:r>
+      <w:rPr>
+        <w:color w:val="6B7378"/>
+        <w:sz w:val="14"/>
+      </w:rPr>
+      <w:fldChar w:fldCharType="begin"/>
+      <w:instrText xml:space="preserve"> PAGE </w:instrText>
+      <w:fldChar w:fldCharType="end"/>
+    </w:r>
+  </w:p>
+</w:ftr>
+</file>
+
+<file path=word/header1.xml><?xml version="1.0" encoding="utf-8"?>
+<w:hdr xmlns:m="http://schemas.openxmlformats.org/officeDocument/2006/math" xmlns:mc="http://schemas.openxmlformats.org/markup-compatibility/2006" xmlns:mo="http://schemas.microsoft.com/office/mac/office/2008/main" xmlns:mv="urn:schemas-microsoft-com:mac:vml" xmlns:o="urn:schemas-microsoft-com:office:office" xmlns:r="http://schemas.openxmlformats.org/officeDocument/2006/relationships" xmlns:v="urn:schemas-microsoft-com:vml" xmlns:w10="urn:schemas-microsoft-com:office:word" xmlns:w14="http://schemas.microsoft.com/office/word/2010/wordml" xmlns:w="http://schemas.openxmlformats.org/wordprocessingml/2006/main" xmlns:wne="http://schemas.microsoft.com/office/word/2006/wordml" xmlns:wp14="http://schemas.microsoft.com/office/word/2010/wordprocessingDrawing" xmlns:wp="http://schemas.openxmlformats.org/drawingml/2006/wordprocessingDrawing" xmlns:wpc="http://schemas.microsoft.com/office/word/2010/wordprocessingCanvas" xmlns:wpg="http://schemas.microsoft.com/office/word/2010/wordprocessingGroup" xmlns:wpi="http://schemas.microsoft.com/office/word/2010/wordprocessingInk" xmlns:wps="http://schemas.microsoft.com/office/word/2010/wordprocessingShape" mc:Ignorable="w14 wp14">
+  <w:p>
+    <w:pPr>
+      <w:pBdr>
+        <w:bottom w:val="single" w:sz="10" w:space="4" w:color="2F6684"/>
+      </w:pBdr>
+      <w:jc w:val="left"/>
+    </w:pPr>
+    <w:r/>
+    <w:r>
+      <w:rPr>
+        <w:rFonts w:ascii="Times New Roman" w:hAnsi="Times New Roman"/>
+        <w:b/>
+        <w:color w:val="3B3F45"/>
+        <w:sz w:val="24"/>
+      </w:rPr>
+      <w:t>Amtsgericht Lüneburg</w:t>
+    </w:r>
+  </w:p>
+  <w:tbl>
+    <w:tblPr>
+      <w:tblW w:type="auto" w:w="0"/>
+      <w:jc w:val="center"/>
+      <w:tblLook w:firstColumn="1" w:firstRow="1" w:lastColumn="0" w:lastRow="0" w:noHBand="0" w:noVBand="1" w:val="04A0"/>
+    </w:tblPr>
+    <w:tblGrid>
+      <w:gridCol w:w="6066"/>
+      <w:gridCol w:w="3345"/>
+    </w:tblGrid>
+    <w:tr>
+      <w:tc>
+        <w:tcPr>
+          <w:tcW w:type="dxa" w:w="4706"/>
+        </w:tcPr>
+        <w:p>
+          <w:pPr>
+            <w:spacing w:after="20"/>
+          </w:pPr>
+          <w:r>
+            <w:rPr>
+              <w:rFonts w:ascii="Arial" w:hAnsi="Arial"/>
+              <w:b/>
+              <w:color w:val="17324D"/>
+              <w:sz w:val="21"/>
+            </w:rPr>
+            <w:t>Amtsgericht Lüneburg</w:t>
+          </w:r>
+        </w:p>
+        <w:p>
+          <w:pPr>
+            <w:spacing w:after="0"/>
+          </w:pPr>
+          <w:r>
+            <w:rPr>
+              <w:color w:val="6B7378"/>
+              <w:sz w:val="15"/>
+            </w:rPr>
+            <w:t>Grundbuchamt | Am Ochsenmarkt 3 | 21335 Lüneburg</w:t>
+          </w:r>
+        </w:p>
+      </w:tc>
+      <w:tc>
+        <w:tcPr>
+          <w:tcW w:type="dxa" w:w="4706"/>
+        </w:tcPr>
+        <w:p>
+          <w:pPr>
+            <w:spacing w:after="20"/>
+            <w:jc w:val="right"/>
+          </w:pPr>
+          <w:r>
+            <w:rPr>
+              <w:b/>
+              <w:color w:val="17324D"/>
+              <w:sz w:val="18"/>
+            </w:rPr>
+            <w:t>Nachlass Rieken</w:t>
+          </w:r>
+        </w:p>
+        <w:p>
+          <w:pPr>
+            <w:spacing w:after="0"/>
+            <w:jc w:val="right"/>
+          </w:pPr>
+          <w:r>
+            <w:rPr>
+              <w:color w:val="6B7378"/>
+              <w:sz w:val="15"/>
+            </w:rPr>
+            <w:t>Aktenzeichen 224/26 K05</w:t>
+          </w:r>
+        </w:p>
+      </w:tc>
+    </w:tr>
+  </w:tbl>
+  <w:p>
+    <w:pPr>
+      <w:jc w:val="left"/>
+      <w:pBdr>
+        <w:bottom w:val="single" w:sz="6" w:space="2" w:color="3B3F45"/>
+      </w:pBdr>
+    </w:pPr>
+    <w:r>
+      <w:rPr>
+        <w:rFonts w:ascii="Times New Roman" w:hAnsi="Times New Roman"/>
+        <w:color w:val="6B6B66"/>
+        <w:sz w:val="16"/>
+      </w:rPr>
+      <w:t>Gericht</w:t>
+    </w:r>
+  </w:p>
+</w:hdr>
 </file>
 
 <file path=word/numbering.xml><?xml version="1.0" encoding="utf-8"?>
@@ -842,9 +1349,12 @@
     <w:name w:val="Normal"/>
     <w:qFormat/>
     <w:rsid w:val="00FC693F"/>
+    <w:pPr>
+      <w:spacing w:after="100" w:line="269" w:lineRule="auto"/>
+    </w:pPr>
     <w:rPr>
-      <w:rFonts w:ascii="Times New Roman" w:hAnsi="Times New Roman"/>
-      <w:sz w:val="22"/>
+      <w:rFonts w:ascii="Arial" w:hAnsi="Arial" w:eastAsia="Arial"/>
+      <w:sz w:val="21"/>
     </w:rPr>
   </w:style>
   <w:style w:type="paragraph" w:styleId="Header">
@@ -902,14 +1412,15 @@
     <w:pPr>
       <w:keepNext/>
       <w:keepLines/>
-      <w:spacing w:before="480" w:after="0"/>
+      <w:spacing w:before="240" w:after="100"/>
       <w:outlineLvl w:val="0"/>
     </w:pPr>
     <w:rPr>
-      <w:rFonts w:asciiTheme="majorHAnsi" w:eastAsiaTheme="majorEastAsia" w:hAnsiTheme="majorHAnsi" w:cstheme="majorBidi" w:ascii="Times New Roman" w:hAnsi="Times New Roman"/>
+      <w:rFonts w:asciiTheme="majorHAnsi" w:eastAsiaTheme="majorEastAsia" w:hAnsiTheme="majorHAnsi" w:cstheme="majorBidi" w:ascii="Arial" w:hAnsi="Arial" w:eastAsia="Arial"/>
       <w:b/>
       <w:bCs/>
-      <w:sz w:val="28"/>
+      <w:color w:val="17324D"/>
+      <w:sz w:val="26"/>
       <w:szCs w:val="28"/>
     </w:rPr>
   </w:style>
@@ -925,14 +1436,15 @@
     <w:pPr>
       <w:keepNext/>
       <w:keepLines/>
-      <w:spacing w:before="200" w:after="0"/>
+      <w:spacing w:before="180" w:after="80"/>
       <w:outlineLvl w:val="1"/>
     </w:pPr>
     <w:rPr>
-      <w:rFonts w:asciiTheme="majorHAnsi" w:eastAsiaTheme="majorEastAsia" w:hAnsiTheme="majorHAnsi" w:cstheme="majorBidi" w:ascii="Times New Roman" w:hAnsi="Times New Roman"/>
+      <w:rFonts w:asciiTheme="majorHAnsi" w:eastAsiaTheme="majorEastAsia" w:hAnsiTheme="majorHAnsi" w:cstheme="majorBidi" w:ascii="Arial" w:hAnsi="Arial" w:eastAsia="Arial"/>
       <w:b/>
       <w:bCs/>
-      <w:sz w:val="24"/>
+      <w:color w:val="2F6684"/>
+      <w:sz w:val="23"/>
       <w:szCs w:val="26"/>
     </w:rPr>
   </w:style>
@@ -948,14 +1460,15 @@
     <w:pPr>
       <w:keepNext/>
       <w:keepLines/>
-      <w:spacing w:before="200" w:after="0"/>
+      <w:spacing w:before="140" w:after="60"/>
       <w:outlineLvl w:val="2"/>
     </w:pPr>
     <w:rPr>
-      <w:rFonts w:asciiTheme="majorHAnsi" w:eastAsiaTheme="majorEastAsia" w:hAnsiTheme="majorHAnsi" w:cstheme="majorBidi" w:ascii="Times New Roman" w:hAnsi="Times New Roman"/>
+      <w:rFonts w:asciiTheme="majorHAnsi" w:eastAsiaTheme="majorEastAsia" w:hAnsiTheme="majorHAnsi" w:cstheme="majorBidi" w:ascii="Arial" w:hAnsi="Arial" w:eastAsia="Arial"/>
       <w:b/>
       <w:bCs/>
-      <w:sz w:val="22"/>
+      <w:color w:val="17324D"/>
+      <w:sz w:val="21"/>
     </w:rPr>
   </w:style>
   <w:style w:type="paragraph" w:styleId="Heading4">
@@ -1186,18 +1699,20 @@
     <w:qFormat/>
     <w:rsid w:val="00FC693F"/>
     <w:pPr>
+      <w:keepNext/>
       <w:pBdr>
         <w:bottom w:val="single" w:sz="8" w:space="4" w:color="4F81BD" w:themeColor="accent1"/>
       </w:pBdr>
-      <w:spacing w:after="300" w:line="240" w:lineRule="auto"/>
+      <w:spacing w:after="200" w:line="240" w:lineRule="auto" w:before="0"/>
       <w:contextualSpacing/>
     </w:pPr>
     <w:rPr>
-      <w:rFonts w:asciiTheme="majorHAnsi" w:eastAsiaTheme="majorEastAsia" w:hAnsiTheme="majorHAnsi" w:cstheme="majorBidi"/>
-      <w:color w:val="17365D" w:themeColor="text2" w:themeShade="BF"/>
+      <w:rFonts w:asciiTheme="majorHAnsi" w:eastAsiaTheme="majorEastAsia" w:hAnsiTheme="majorHAnsi" w:cstheme="majorBidi" w:ascii="Arial" w:hAnsi="Arial" w:eastAsia="Arial"/>
+      <w:b/>
+      <w:color w:val="17324D"/>
       <w:spacing w:val="5"/>
       <w:kern w:val="28"/>
-      <w:sz w:val="52"/>
+      <w:sz w:val="34"/>
       <w:szCs w:val="52"/>
     </w:rPr>
   </w:style>
